--- a/assets/resume/Omkar_3.9YR_TC_CPP_Developer.docx
+++ b/assets/resume/Omkar_3.9YR_TC_CPP_Developer.docx
@@ -5,12 +5,21 @@
     <w:p>
       <w:pPr>
         <w:pStyle w:val="Title"/>
+        <w:ind w:left="0"/>
         <w:jc w:val="left"/>
-      </w:pPr>
-      <w:r>
         <w:rPr>
           <w:color w:val="2E3C4F"/>
           <w:w w:val="110"/>
+          <w:sz w:val="40"/>
+          <w:szCs w:val="40"/>
+        </w:rPr>
+      </w:pPr>
+      <w:r>
+        <w:rPr>
+          <w:color w:val="2E3C4F"/>
+          <w:w w:val="110"/>
+          <w:sz w:val="40"/>
+          <w:szCs w:val="40"/>
         </w:rPr>
         <w:t>Omkar</w:t>
       </w:r>
@@ -19,6 +28,8 @@
           <w:color w:val="2E3C4F"/>
           <w:spacing w:val="-5"/>
           <w:w w:val="110"/>
+          <w:sz w:val="40"/>
+          <w:szCs w:val="40"/>
         </w:rPr>
         <w:t xml:space="preserve"> </w:t>
       </w:r>
@@ -26,6 +37,8 @@
         <w:rPr>
           <w:color w:val="2E3C4F"/>
           <w:w w:val="110"/>
+          <w:sz w:val="40"/>
+          <w:szCs w:val="40"/>
         </w:rPr>
         <w:t>Deshmu</w:t>
       </w:r>
@@ -33,9 +46,23 @@
         <w:rPr>
           <w:color w:val="2E3C4F"/>
           <w:w w:val="110"/>
+          <w:sz w:val="40"/>
+          <w:szCs w:val="40"/>
         </w:rPr>
         <w:t>kh</w:t>
       </w:r>
+    </w:p>
+    <w:p>
+      <w:pPr>
+        <w:pStyle w:val="BodyText"/>
+        <w:spacing w:before="9"/>
+        <w:ind w:left="2202"/>
+        <w:rPr>
+          <w:color w:val="2E3C4F"/>
+          <w:w w:val="120"/>
+          <w:szCs w:val="24"/>
+        </w:rPr>
+      </w:pPr>
     </w:p>
     <w:p>
       <w:pPr>
@@ -48,8 +75,7 @@
         <w:rPr>
           <w:color w:val="2E3C4F"/>
           <w:w w:val="120"/>
-          <w:sz w:val="13"/>
-          <w:szCs w:val="22"/>
+          <w:szCs w:val="24"/>
         </w:rPr>
       </w:pPr>
       <w:r>
@@ -57,8 +83,7 @@
           <w:noProof/>
           <w:color w:val="2E3C4F"/>
           <w:w w:val="120"/>
-          <w:sz w:val="13"/>
-          <w:szCs w:val="22"/>
+          <w:szCs w:val="24"/>
         </w:rPr>
         <w:drawing>
           <wp:inline distT="0" distB="0" distL="0" distR="0" wp14:anchorId="2520C623" wp14:editId="2520C624">
@@ -111,8 +136,7 @@
         <w:rPr>
           <w:color w:val="2E3C4F"/>
           <w:w w:val="120"/>
-          <w:sz w:val="13"/>
-          <w:szCs w:val="22"/>
+          <w:szCs w:val="24"/>
         </w:rPr>
         <w:t>+91 9172713009</w:t>
       </w:r>
@@ -128,8 +152,7 @@
         <w:rPr>
           <w:color w:val="2E3C4F"/>
           <w:w w:val="120"/>
-          <w:sz w:val="13"/>
-          <w:szCs w:val="22"/>
+          <w:szCs w:val="24"/>
         </w:rPr>
       </w:pPr>
       <w:r>
@@ -137,8 +160,7 @@
           <w:noProof/>
           <w:color w:val="2E3C4F"/>
           <w:w w:val="120"/>
-          <w:sz w:val="13"/>
-          <w:szCs w:val="22"/>
+          <w:szCs w:val="24"/>
         </w:rPr>
         <w:drawing>
           <wp:inline distT="0" distB="0" distL="0" distR="0" wp14:anchorId="441F586F" wp14:editId="1D7841ED">
@@ -186,8 +208,7 @@
         <w:rPr>
           <w:color w:val="2E3C4F"/>
           <w:w w:val="120"/>
-          <w:sz w:val="13"/>
-          <w:szCs w:val="22"/>
+          <w:szCs w:val="24"/>
         </w:rPr>
         <w:t xml:space="preserve"> </w:t>
       </w:r>
@@ -196,8 +217,7 @@
           <w:rPr>
             <w:rStyle w:val="Hyperlink"/>
             <w:w w:val="120"/>
-            <w:sz w:val="13"/>
-            <w:szCs w:val="22"/>
+            <w:szCs w:val="24"/>
           </w:rPr>
           <w:t>omkard7972@gmail.com</w:t>
         </w:r>
@@ -214,8 +234,7 @@
         <w:rPr>
           <w:color w:val="2E3C4F"/>
           <w:w w:val="120"/>
-          <w:sz w:val="13"/>
-          <w:szCs w:val="22"/>
+          <w:szCs w:val="24"/>
         </w:rPr>
       </w:pPr>
       <w:r>
@@ -223,7 +242,7 @@
           <w:noProof/>
           <w:color w:val="2E3C4F"/>
           <w:spacing w:val="7"/>
-          <w:sz w:val="13"/>
+          <w:szCs w:val="16"/>
         </w:rPr>
         <w:drawing>
           <wp:inline distT="0" distB="0" distL="0" distR="0" wp14:anchorId="2520C625" wp14:editId="2520C626">
@@ -268,8 +287,7 @@
           <w:rPr>
             <w:rStyle w:val="Hyperlink"/>
             <w:w w:val="120"/>
-            <w:sz w:val="13"/>
-            <w:szCs w:val="22"/>
+            <w:szCs w:val="24"/>
           </w:rPr>
           <w:t>LinkedIn: Omkar Deshmukh</w:t>
         </w:r>
@@ -278,8 +296,7 @@
         <w:rPr>
           <w:color w:val="2E3C4F"/>
           <w:w w:val="120"/>
-          <w:sz w:val="13"/>
-          <w:szCs w:val="22"/>
+          <w:szCs w:val="24"/>
         </w:rPr>
         <w:t xml:space="preserve"> </w:t>
       </w:r>
@@ -297,7 +314,7 @@
           <w:headerReference w:type="default" r:id="rId17"/>
           <w:footerReference w:type="default" r:id="rId18"/>
           <w:pgSz w:w="11900" w:h="16840"/>
-          <w:pgMar w:top="620" w:right="680" w:bottom="280" w:left="580" w:header="85" w:footer="94" w:gutter="0"/>
+          <w:pgMar w:top="454" w:right="680" w:bottom="278" w:left="578" w:header="85" w:footer="96" w:gutter="0"/>
           <w:cols w:num="2" w:space="720"/>
           <w:docGrid w:linePitch="299"/>
         </w:sectPr>
@@ -432,7 +449,7 @@
             <w:sz w:val="15"/>
             <w:szCs w:val="15"/>
           </w:rPr>
-          <w:t>Senior Solution Developer</w:t>
+          <w:t>Senior Developer</w:t>
         </w:r>
       </w:hyperlink>
       <w:r>
@@ -2827,18 +2844,7 @@
           <w:sz w:val="15"/>
           <w:szCs w:val="15"/>
         </w:rPr>
-        <w:t>73.10%-First Class with Distinct</w:t>
-      </w:r>
-      <w:r>
-        <w:rPr>
-          <w:b w:val="0"/>
-          <w:bCs w:val="0"/>
-          <w:color w:val="2E3C4F"/>
-          <w:w w:val="115"/>
-          <w:sz w:val="15"/>
-          <w:szCs w:val="15"/>
-        </w:rPr>
-        <w:t>ion</w:t>
+        <w:t>73.10%-First Class with Distinction</w:t>
       </w:r>
     </w:p>
     <w:p>
@@ -5843,7 +5849,14 @@
 </file>
 
 <file path=customXml/item1.xml><?xml version="1.0" encoding="utf-8"?>
-<b:Sources xmlns:b="http://schemas.openxmlformats.org/officeDocument/2006/bibliography" xmlns="http://schemas.openxmlformats.org/officeDocument/2006/bibliography" SelectedStyle="\APASixthEditionOfficeOnline.xsl" StyleName="APA" Version="6"/>
+<s:customData xmlns="http://www.wps.cn/officeDocument/2013/wpsCustomData" xmlns:s="http://www.wps.cn/officeDocument/2013/wpsCustomData">
+  <customSectProps>
+    <customSectPr/>
+  </customSectProps>
+  <customShpExts>
+    <customShpInfo spid="_x0000_s1026"/>
+  </customShpExts>
+</s:customData>
 </file>
 
 <file path=customXml/item2.xml><?xml version="1.0" encoding="utf-8"?>
@@ -5854,20 +5867,13 @@
 </file>
 
 <file path=customXml/item3.xml><?xml version="1.0" encoding="utf-8"?>
-<s:customData xmlns="http://www.wps.cn/officeDocument/2013/wpsCustomData" xmlns:s="http://www.wps.cn/officeDocument/2013/wpsCustomData">
-  <customSectProps>
-    <customSectPr/>
-  </customSectProps>
-  <customShpExts>
-    <customShpInfo spid="_x0000_s1026"/>
-  </customShpExts>
-</s:customData>
+<b:Sources xmlns:b="http://schemas.openxmlformats.org/officeDocument/2006/bibliography" xmlns="http://schemas.openxmlformats.org/officeDocument/2006/bibliography" SelectedStyle="\APASixthEditionOfficeOnline.xsl" StyleName="APA" Version="6"/>
 </file>
 
 <file path=customXml/itemProps1.xml><?xml version="1.0" encoding="utf-8"?>
-<ds:datastoreItem xmlns:ds="http://schemas.openxmlformats.org/officeDocument/2006/customXml" ds:itemID="{B9BE8072-1CBB-41BE-9D60-D75AC558B3BE}">
+<ds:datastoreItem xmlns:ds="http://schemas.openxmlformats.org/officeDocument/2006/customXml" ds:itemID="{B1977F7D-205B-4081-913C-38D41E755F92}">
   <ds:schemaRefs>
-    <ds:schemaRef ds:uri="http://schemas.openxmlformats.org/officeDocument/2006/bibliography"/>
+    <ds:schemaRef ds:uri="http://www.wps.cn/officeDocument/2013/wpsCustomData"/>
   </ds:schemaRefs>
 </ds:datastoreItem>
 </file>
@@ -5882,9 +5888,9 @@
 </file>
 
 <file path=customXml/itemProps3.xml><?xml version="1.0" encoding="utf-8"?>
-<ds:datastoreItem xmlns:ds="http://schemas.openxmlformats.org/officeDocument/2006/customXml" ds:itemID="{B1977F7D-205B-4081-913C-38D41E755F92}">
+<ds:datastoreItem xmlns:ds="http://schemas.openxmlformats.org/officeDocument/2006/customXml" ds:itemID="{B9BE8072-1CBB-41BE-9D60-D75AC558B3BE}">
   <ds:schemaRefs>
-    <ds:schemaRef ds:uri="http://www.wps.cn/officeDocument/2013/wpsCustomData"/>
+    <ds:schemaRef ds:uri="http://schemas.openxmlformats.org/officeDocument/2006/bibliography"/>
   </ds:schemaRefs>
 </ds:datastoreItem>
 </file>